--- a/docs/Documentazione.docx
+++ b/docs/Documentazione.docx
@@ -1359,36 +1359,29 @@
       </w:r>
     </w:p>
     <w:p>
-      <w:pPr>
-        <w:rPr>
-          <w:lang w:val="en-US"/>
-        </w:rPr>
-      </w:pPr>
+      <w:proofErr w:type="spellStart"/>
       <w:r>
         <w:rPr>
           <w:highlight w:val="darkGray"/>
-          <w:lang w:val="en-US"/>
         </w:rPr>
         <w:t>py</w:t>
       </w:r>
       <w:r>
         <w:rPr>
           <w:highlight w:val="darkGray"/>
-          <w:lang w:val="en-US"/>
         </w:rPr>
         <w:t>thon</w:t>
       </w:r>
+      <w:proofErr w:type="spellEnd"/>
       <w:r>
         <w:rPr>
           <w:highlight w:val="darkGray"/>
-          <w:lang w:val="en-US"/>
         </w:rPr>
         <w:t xml:space="preserve"> </w:t>
       </w:r>
       <w:r>
         <w:rPr>
           <w:highlight w:val="darkGray"/>
-          <w:lang w:val="en-US"/>
         </w:rPr>
         <w:t xml:space="preserve">-m </w:t>
       </w:r>
@@ -1397,21 +1390,18 @@
       <w:r>
         <w:rPr>
           <w:highlight w:val="darkGray"/>
-          <w:lang w:val="en-US"/>
         </w:rPr>
         <w:t>ml</w:t>
       </w:r>
       <w:r>
         <w:rPr>
           <w:highlight w:val="darkGray"/>
-          <w:lang w:val="en-US"/>
         </w:rPr>
         <w:t>.</w:t>
       </w:r>
       <w:r>
         <w:rPr>
           <w:highlight w:val="darkGray"/>
-          <w:lang w:val="en-US"/>
         </w:rPr>
         <w:t>train</w:t>
       </w:r>
@@ -1419,7 +1409,6 @@
       <w:r>
         <w:rPr>
           <w:highlight w:val="darkGray"/>
-          <w:lang w:val="en-US"/>
         </w:rPr>
         <w:t>_eval</w:t>
       </w:r>
@@ -1542,7 +1531,7 @@
         <w:rPr>
           <w:highlight w:val="darkGray"/>
         </w:rPr>
-        <w:t>/</w:t>
+        <w:t>\</w:t>
       </w:r>
       <w:r>
         <w:rPr>
@@ -1763,16 +1752,14 @@
         <w:rPr>
           <w:highlight w:val="darkGray"/>
         </w:rPr>
-        <w:t>/</w:t>
-      </w:r>
-      <w:proofErr w:type="spellStart"/>
+        <w:t>\</w:t>
+      </w:r>
       <w:r>
         <w:rPr>
           <w:highlight w:val="darkGray"/>
         </w:rPr>
         <w:t>partite.txt”</w:t>
       </w:r>
-      <w:proofErr w:type="spellEnd"/>
     </w:p>
     <w:p>
       <w:pPr>
